--- a/Coding 2 - year/Unit 7 - Capstone Project/Daily Lesson Plans/Word/Day 12.docx
+++ b/Coding 2 - year/Unit 7 - Capstone Project/Daily Lesson Plans/Word/Day 12.docx
@@ -50,12 +50,15 @@
               </w:rPr>
               <w:t xml:space="preserve">Coding II — Full Year</w:t>
             </w:r>
-          </w:p>
-          <w:p>
-            <w:pPr>
-              <w:spacing w:before="40"/>
-              <w:jc w:val="center"/>
-            </w:pPr>
+            <w:r>
+              <w:rPr>
+                <w:rFonts w:ascii="Arial" w:cs="Arial" w:eastAsia="Arial" w:hAnsi="Arial"/>
+                <w:sz w:val="16"/>
+                <w:szCs w:val="16"/>
+              </w:rPr>
+              <w:br/>
+              <w:t xml:space="preserve"/>
+            </w:r>
             <w:r>
               <w:rPr>
                 <w:rFonts w:ascii="Arial" w:cs="Arial" w:eastAsia="Arial" w:hAnsi="Arial"/>
@@ -83,7 +86,7 @@
           <w:rFonts w:ascii="Arial" w:cs="Arial" w:eastAsia="Arial" w:hAnsi="Arial"/>
           <w:b/>
           <w:bCs/>
-          <w:color w:val="0D3B1F"/>
+          <w:color w:val="1B7A4A"/>
           <w:sz w:val="32"/>
           <w:szCs w:val="32"/>
         </w:rPr>
@@ -200,9 +203,9 @@
               <w:right w:val="single" w:color="CCCCCC" w:sz="1"/>
             </w:tcBorders>
             <w:tcMar>
-              <w:top w:type="dxa" w:w="60"/>
+              <w:top w:type="dxa" w:w="80"/>
               <w:left w:type="dxa" w:w="120"/>
-              <w:bottom w:type="dxa" w:w="60"/>
+              <w:bottom w:type="dxa" w:w="80"/>
               <w:right w:type="dxa" w:w="120"/>
             </w:tcMar>
           </w:tcPr>
@@ -229,20 +232,147 @@
               <w:right w:val="single" w:color="CCCCCC" w:sz="1"/>
             </w:tcBorders>
             <w:tcMar>
-              <w:top w:type="dxa" w:w="60"/>
+              <w:top w:type="dxa" w:w="80"/>
               <w:left w:type="dxa" w:w="120"/>
-              <w:bottom w:type="dxa" w:w="60"/>
+              <w:bottom w:type="dxa" w:w="80"/>
               <w:right w:type="dxa" w:w="120"/>
             </w:tcMar>
           </w:tcPr>
           <w:p>
-            <w:r>
-              <w:rPr>
-                <w:rFonts w:ascii="Arial" w:cs="Arial" w:eastAsia="Arial" w:hAnsi="Arial"/>
-                <w:sz w:val="20"/>
-                <w:szCs w:val="20"/>
+            <w:pPr>
+              <w:spacing w:after="80" w:before="80"/>
+            </w:pPr>
+            <w:r>
+              <w:rPr>
+                <w:rFonts w:ascii="Arial" w:cs="Arial" w:eastAsia="Arial" w:hAnsi="Arial"/>
+                <w:b/>
+                <w:bCs/>
+                <w:i w:val="false"/>
+                <w:iCs w:val="false"/>
+                <w:color w:val="000000"/>
+                <w:sz w:val="22"/>
+                <w:szCs w:val="22"/>
               </w:rPr>
               <w:t xml:space="preserve">Bell Ringer / Review</w:t>
+            </w:r>
+            <w:r>
+              <w:rPr>
+                <w:rFonts w:ascii="Arial" w:cs="Arial" w:eastAsia="Arial" w:hAnsi="Arial"/>
+                <w:sz w:val="20"/>
+                <w:szCs w:val="20"/>
+              </w:rPr>
+              <w:br/>
+              <w:t xml:space="preserve"/>
+            </w:r>
+            <w:r>
+              <w:rPr>
+                <w:rFonts w:ascii="Arial" w:cs="Arial" w:eastAsia="Arial" w:hAnsi="Arial"/>
+                <w:sz w:val="20"/>
+                <w:szCs w:val="20"/>
+              </w:rPr>
+              <w:br/>
+              <w:t xml:space="preserve"/>
+            </w:r>
+            <w:r>
+              <w:rPr>
+                <w:rFonts w:ascii="Arial" w:cs="Arial" w:eastAsia="Arial" w:hAnsi="Arial"/>
+                <w:b/>
+                <w:bCs/>
+                <w:i w:val="false"/>
+                <w:iCs w:val="false"/>
+                <w:color w:val="000000"/>
+                <w:sz w:val="20"/>
+                <w:szCs w:val="20"/>
+              </w:rPr>
+              <w:t xml:space="preserve">Quick Write </w:t>
+            </w:r>
+            <w:r>
+              <w:rPr>
+                <w:rFonts w:ascii="Arial" w:cs="Arial" w:eastAsia="Arial" w:hAnsi="Arial"/>
+                <w:b w:val="false"/>
+                <w:bCs w:val="false"/>
+                <w:i w:val="false"/>
+                <w:iCs w:val="false"/>
+                <w:color w:val="000000"/>
+                <w:sz w:val="20"/>
+                <w:szCs w:val="20"/>
+              </w:rPr>
+              <w:t xml:space="preserve">(3 min — written or verbal):</w:t>
+            </w:r>
+            <w:r>
+              <w:rPr>
+                <w:rFonts w:ascii="Arial" w:cs="Arial" w:eastAsia="Arial" w:hAnsi="Arial"/>
+                <w:sz w:val="20"/>
+                <w:szCs w:val="20"/>
+              </w:rPr>
+              <w:br/>
+              <w:t xml:space="preserve"/>
+            </w:r>
+            <w:r>
+              <w:rPr>
+                <w:rFonts w:ascii="Arial" w:cs="Arial" w:eastAsia="Arial" w:hAnsi="Arial"/>
+                <w:b w:val="false"/>
+                <w:bCs w:val="false"/>
+                <w:i w:val="false"/>
+                <w:iCs w:val="false"/>
+                <w:color w:val="000000"/>
+                <w:sz w:val="20"/>
+                <w:szCs w:val="20"/>
+              </w:rPr>
+              <w:t xml:space="preserve">    What do you remember from last class?</w:t>
+            </w:r>
+            <w:r>
+              <w:rPr>
+                <w:rFonts w:ascii="Arial" w:cs="Arial" w:eastAsia="Arial" w:hAnsi="Arial"/>
+                <w:sz w:val="20"/>
+                <w:szCs w:val="20"/>
+              </w:rPr>
+              <w:br/>
+              <w:t xml:space="preserve"/>
+            </w:r>
+            <w:r>
+              <w:rPr>
+                <w:rFonts w:ascii="Arial" w:cs="Arial" w:eastAsia="Arial" w:hAnsi="Arial"/>
+                <w:sz w:val="20"/>
+                <w:szCs w:val="20"/>
+              </w:rPr>
+              <w:br/>
+              <w:t xml:space="preserve"/>
+            </w:r>
+            <w:r>
+              <w:rPr>
+                <w:rFonts w:ascii="Arial" w:cs="Arial" w:eastAsia="Arial" w:hAnsi="Arial"/>
+                <w:b w:val="false"/>
+                <w:bCs w:val="false"/>
+                <w:i/>
+                <w:iCs/>
+                <w:color w:val="444444"/>
+                <w:sz w:val="20"/>
+                <w:szCs w:val="20"/>
+              </w:rPr>
+              <w:t xml:space="preserve">What do you think today's topic "Sprint 2 – Finalizing &amp; Polishing" is about?</w:t>
+            </w:r>
+            <w:r>
+              <w:rPr>
+                <w:rFonts w:ascii="Arial" w:cs="Arial" w:eastAsia="Arial" w:hAnsi="Arial"/>
+                <w:sz w:val="20"/>
+                <w:szCs w:val="20"/>
+              </w:rPr>
+              <w:br/>
+              <w:t xml:space="preserve"/>
+            </w:r>
+            <w:r>
+              <w:rPr>
+                <w:rFonts w:ascii="Arial" w:cs="Arial" w:eastAsia="Arial" w:hAnsi="Arial"/>
+                <w:b w:val="false"/>
+                <w:bCs w:val="false"/>
+                <w:i/>
+                <w:iCs/>
+                <w:color w:val="555555"/>
+                <w:sz w:val="20"/>
+                <w:szCs w:val="20"/>
+              </w:rPr>
+              <w:t xml:space="preserve">→ Pair-share your response, then 2–3 students share with the class.</w:t>
             </w:r>
           </w:p>
         </w:tc>
@@ -258,9 +388,9 @@
               <w:right w:val="single" w:color="CCCCCC" w:sz="1"/>
             </w:tcBorders>
             <w:tcMar>
-              <w:top w:type="dxa" w:w="60"/>
+              <w:top w:type="dxa" w:w="80"/>
               <w:left w:type="dxa" w:w="120"/>
-              <w:bottom w:type="dxa" w:w="60"/>
+              <w:bottom w:type="dxa" w:w="80"/>
               <w:right w:type="dxa" w:w="120"/>
             </w:tcMar>
           </w:tcPr>
@@ -287,20 +417,120 @@
               <w:right w:val="single" w:color="CCCCCC" w:sz="1"/>
             </w:tcBorders>
             <w:tcMar>
-              <w:top w:type="dxa" w:w="60"/>
+              <w:top w:type="dxa" w:w="80"/>
               <w:left w:type="dxa" w:w="120"/>
-              <w:bottom w:type="dxa" w:w="60"/>
+              <w:bottom w:type="dxa" w:w="80"/>
               <w:right w:type="dxa" w:w="120"/>
             </w:tcMar>
           </w:tcPr>
           <w:p>
-            <w:r>
-              <w:rPr>
-                <w:rFonts w:ascii="Arial" w:cs="Arial" w:eastAsia="Arial" w:hAnsi="Arial"/>
-                <w:sz w:val="20"/>
-                <w:szCs w:val="20"/>
-              </w:rPr>
-              <w:t xml:space="preserve">Mini Lesson: Sprint 2 – Finalizing &amp; Polishing</w:t>
+            <w:pPr>
+              <w:spacing w:after="80" w:before="80"/>
+            </w:pPr>
+            <w:r>
+              <w:rPr>
+                <w:rFonts w:ascii="Arial" w:cs="Arial" w:eastAsia="Arial" w:hAnsi="Arial"/>
+                <w:b/>
+                <w:bCs/>
+                <w:i w:val="false"/>
+                <w:iCs w:val="false"/>
+                <w:color w:val="000000"/>
+                <w:sz w:val="22"/>
+                <w:szCs w:val="22"/>
+              </w:rPr>
+              <w:t xml:space="preserve">Mini Lesson: </w:t>
+            </w:r>
+            <w:r>
+              <w:rPr>
+                <w:rFonts w:ascii="Arial" w:cs="Arial" w:eastAsia="Arial" w:hAnsi="Arial"/>
+                <w:b w:val="false"/>
+                <w:bCs w:val="false"/>
+                <w:i w:val="false"/>
+                <w:iCs w:val="false"/>
+                <w:color w:val="000000"/>
+                <w:sz w:val="22"/>
+                <w:szCs w:val="22"/>
+              </w:rPr>
+              <w:t xml:space="preserve">Sprint 2 – Finalizing &amp; Polishing</w:t>
+            </w:r>
+            <w:r>
+              <w:rPr>
+                <w:rFonts w:ascii="Arial" w:cs="Arial" w:eastAsia="Arial" w:hAnsi="Arial"/>
+                <w:sz w:val="20"/>
+                <w:szCs w:val="20"/>
+              </w:rPr>
+              <w:br/>
+              <w:t xml:space="preserve"/>
+            </w:r>
+            <w:r>
+              <w:rPr>
+                <w:rFonts w:ascii="Arial" w:cs="Arial" w:eastAsia="Arial" w:hAnsi="Arial"/>
+                <w:sz w:val="20"/>
+                <w:szCs w:val="20"/>
+              </w:rPr>
+              <w:br/>
+              <w:t xml:space="preserve"/>
+            </w:r>
+            <w:r>
+              <w:rPr>
+                <w:rFonts w:ascii="Arial" w:cs="Arial" w:eastAsia="Arial" w:hAnsi="Arial"/>
+                <w:b/>
+                <w:bCs/>
+                <w:i/>
+                <w:iCs/>
+                <w:color w:val="555555"/>
+                <w:sz w:val="20"/>
+                <w:szCs w:val="20"/>
+              </w:rPr>
+              <w:t xml:space="preserve">→ Live Demo — </w:t>
+            </w:r>
+            <w:r>
+              <w:rPr>
+                <w:rFonts w:ascii="Arial" w:cs="Arial" w:eastAsia="Arial" w:hAnsi="Arial"/>
+                <w:b w:val="false"/>
+                <w:bCs w:val="false"/>
+                <w:i/>
+                <w:iCs/>
+                <w:color w:val="555555"/>
+                <w:sz w:val="20"/>
+                <w:szCs w:val="20"/>
+              </w:rPr>
+              <w:t xml:space="preserve">type examples as students follow along in their own editor.</w:t>
+            </w:r>
+            <w:r>
+              <w:rPr>
+                <w:rFonts w:ascii="Arial" w:cs="Arial" w:eastAsia="Arial" w:hAnsi="Arial"/>
+                <w:sz w:val="20"/>
+                <w:szCs w:val="20"/>
+              </w:rPr>
+              <w:br/>
+              <w:t xml:space="preserve"/>
+            </w:r>
+            <w:r>
+              <w:rPr>
+                <w:rFonts w:ascii="Arial" w:cs="Arial" w:eastAsia="Arial" w:hAnsi="Arial"/>
+                <w:b/>
+                <w:bCs/>
+                <w:i/>
+                <w:iCs/>
+                <w:color w:val="555555"/>
+                <w:sz w:val="20"/>
+                <w:szCs w:val="20"/>
+              </w:rPr>
+              <w:t xml:space="preserve">→ Check for Understanding: </w:t>
+            </w:r>
+            <w:r>
+              <w:rPr>
+                <w:rFonts w:ascii="Arial" w:cs="Arial" w:eastAsia="Arial" w:hAnsi="Arial"/>
+                <w:b w:val="false"/>
+                <w:bCs w:val="false"/>
+                <w:i/>
+                <w:iCs/>
+                <w:color w:val="555555"/>
+                <w:sz w:val="20"/>
+                <w:szCs w:val="20"/>
+              </w:rPr>
+              <w:t xml:space="preserve">pause and cold-call: “Can someone explain what we just did in their own words?”</w:t>
             </w:r>
           </w:p>
         </w:tc>
@@ -316,9 +546,9 @@
               <w:right w:val="single" w:color="CCCCCC" w:sz="1"/>
             </w:tcBorders>
             <w:tcMar>
-              <w:top w:type="dxa" w:w="60"/>
+              <w:top w:type="dxa" w:w="80"/>
               <w:left w:type="dxa" w:w="120"/>
-              <w:bottom w:type="dxa" w:w="60"/>
+              <w:bottom w:type="dxa" w:w="80"/>
               <w:right w:type="dxa" w:w="120"/>
             </w:tcMar>
           </w:tcPr>
@@ -331,7 +561,7 @@
                 <w:sz w:val="20"/>
                 <w:szCs w:val="20"/>
               </w:rPr>
-              <w:t xml:space="preserve">15-20 min</w:t>
+              <w:t xml:space="preserve">15–20 min</w:t>
             </w:r>
           </w:p>
         </w:tc>
@@ -345,20 +575,81 @@
               <w:right w:val="single" w:color="CCCCCC" w:sz="1"/>
             </w:tcBorders>
             <w:tcMar>
-              <w:top w:type="dxa" w:w="60"/>
+              <w:top w:type="dxa" w:w="80"/>
               <w:left w:type="dxa" w:w="120"/>
-              <w:bottom w:type="dxa" w:w="60"/>
+              <w:bottom w:type="dxa" w:w="80"/>
               <w:right w:type="dxa" w:w="120"/>
             </w:tcMar>
           </w:tcPr>
           <w:p>
-            <w:r>
-              <w:rPr>
-                <w:rFonts w:ascii="Arial" w:cs="Arial" w:eastAsia="Arial" w:hAnsi="Arial"/>
-                <w:sz w:val="20"/>
-                <w:szCs w:val="20"/>
+            <w:pPr>
+              <w:spacing w:after="80" w:before="80"/>
+            </w:pPr>
+            <w:r>
+              <w:rPr>
+                <w:rFonts w:ascii="Arial" w:cs="Arial" w:eastAsia="Arial" w:hAnsi="Arial"/>
+                <w:b/>
+                <w:bCs/>
+                <w:i w:val="false"/>
+                <w:iCs w:val="false"/>
+                <w:color w:val="000000"/>
+                <w:sz w:val="22"/>
+                <w:szCs w:val="22"/>
               </w:rPr>
               <w:t xml:space="preserve">Independent Practice / Code Along</w:t>
+            </w:r>
+            <w:r>
+              <w:rPr>
+                <w:rFonts w:ascii="Arial" w:cs="Arial" w:eastAsia="Arial" w:hAnsi="Arial"/>
+                <w:sz w:val="20"/>
+                <w:szCs w:val="20"/>
+              </w:rPr>
+              <w:br/>
+              <w:t xml:space="preserve"/>
+            </w:r>
+            <w:r>
+              <w:rPr>
+                <w:rFonts w:ascii="Arial" w:cs="Arial" w:eastAsia="Arial" w:hAnsi="Arial"/>
+                <w:b w:val="false"/>
+                <w:bCs w:val="false"/>
+                <w:i w:val="false"/>
+                <w:iCs w:val="false"/>
+                <w:color w:val="000000"/>
+                <w:sz w:val="20"/>
+                <w:szCs w:val="20"/>
+              </w:rPr>
+              <w:t xml:space="preserve">    Work through problems from the day's exercise set.</w:t>
+            </w:r>
+            <w:r>
+              <w:rPr>
+                <w:rFonts w:ascii="Arial" w:cs="Arial" w:eastAsia="Arial" w:hAnsi="Arial"/>
+                <w:sz w:val="20"/>
+                <w:szCs w:val="20"/>
+              </w:rPr>
+              <w:br/>
+              <w:t xml:space="preserve"/>
+            </w:r>
+            <w:r>
+              <w:rPr>
+                <w:rFonts w:ascii="Arial" w:cs="Arial" w:eastAsia="Arial" w:hAnsi="Arial"/>
+                <w:sz w:val="20"/>
+                <w:szCs w:val="20"/>
+              </w:rPr>
+              <w:br/>
+              <w:t xml:space="preserve"/>
+            </w:r>
+            <w:r>
+              <w:rPr>
+                <w:rFonts w:ascii="Arial" w:cs="Arial" w:eastAsia="Arial" w:hAnsi="Arial"/>
+                <w:b w:val="false"/>
+                <w:bCs w:val="false"/>
+                <w:i/>
+                <w:iCs/>
+                <w:color w:val="555555"/>
+                <w:sz w:val="20"/>
+                <w:szCs w:val="20"/>
+              </w:rPr>
+              <w:t xml:space="preserve">→ Teacher circulates — offer hints, check for understanding.</w:t>
             </w:r>
           </w:p>
         </w:tc>
@@ -374,9 +665,9 @@
               <w:right w:val="single" w:color="CCCCCC" w:sz="1"/>
             </w:tcBorders>
             <w:tcMar>
-              <w:top w:type="dxa" w:w="60"/>
+              <w:top w:type="dxa" w:w="80"/>
               <w:left w:type="dxa" w:w="120"/>
-              <w:bottom w:type="dxa" w:w="60"/>
+              <w:bottom w:type="dxa" w:w="80"/>
               <w:right w:type="dxa" w:w="120"/>
             </w:tcMar>
           </w:tcPr>
@@ -403,20 +694,90 @@
               <w:right w:val="single" w:color="CCCCCC" w:sz="1"/>
             </w:tcBorders>
             <w:tcMar>
-              <w:top w:type="dxa" w:w="60"/>
+              <w:top w:type="dxa" w:w="80"/>
               <w:left w:type="dxa" w:w="120"/>
-              <w:bottom w:type="dxa" w:w="60"/>
+              <w:bottom w:type="dxa" w:w="80"/>
               <w:right w:type="dxa" w:w="120"/>
             </w:tcMar>
           </w:tcPr>
           <w:p>
-            <w:r>
-              <w:rPr>
-                <w:rFonts w:ascii="Arial" w:cs="Arial" w:eastAsia="Arial" w:hAnsi="Arial"/>
-                <w:sz w:val="20"/>
-                <w:szCs w:val="20"/>
+            <w:pPr>
+              <w:spacing w:after="80" w:before="80"/>
+            </w:pPr>
+            <w:r>
+              <w:rPr>
+                <w:rFonts w:ascii="Arial" w:cs="Arial" w:eastAsia="Arial" w:hAnsi="Arial"/>
+                <w:b/>
+                <w:bCs/>
+                <w:i w:val="false"/>
+                <w:iCs w:val="false"/>
+                <w:color w:val="000000"/>
+                <w:sz w:val="22"/>
+                <w:szCs w:val="22"/>
               </w:rPr>
               <w:t xml:space="preserve">Exit Ticket / Wrap-Up</w:t>
+            </w:r>
+            <w:r>
+              <w:rPr>
+                <w:rFonts w:ascii="Arial" w:cs="Arial" w:eastAsia="Arial" w:hAnsi="Arial"/>
+                <w:sz w:val="20"/>
+                <w:szCs w:val="20"/>
+              </w:rPr>
+              <w:br/>
+              <w:t xml:space="preserve"/>
+            </w:r>
+            <w:r>
+              <w:rPr>
+                <w:rFonts w:ascii="Arial" w:cs="Arial" w:eastAsia="Arial" w:hAnsi="Arial"/>
+                <w:sz w:val="20"/>
+                <w:szCs w:val="20"/>
+              </w:rPr>
+              <w:br/>
+              <w:t xml:space="preserve"/>
+            </w:r>
+            <w:r>
+              <w:rPr>
+                <w:rFonts w:ascii="Arial" w:cs="Arial" w:eastAsia="Arial" w:hAnsi="Arial"/>
+                <w:b w:val="false"/>
+                <w:bCs w:val="false"/>
+                <w:i w:val="false"/>
+                <w:iCs w:val="false"/>
+                <w:color w:val="000000"/>
+                <w:sz w:val="20"/>
+                <w:szCs w:val="20"/>
+              </w:rPr>
+              <w:t xml:space="preserve">What is one key concept you learned today?</w:t>
+            </w:r>
+            <w:r>
+              <w:rPr>
+                <w:rFonts w:ascii="Arial" w:cs="Arial" w:eastAsia="Arial" w:hAnsi="Arial"/>
+                <w:sz w:val="20"/>
+                <w:szCs w:val="20"/>
+              </w:rPr>
+              <w:br/>
+              <w:t xml:space="preserve"/>
+            </w:r>
+            <w:r>
+              <w:rPr>
+                <w:rFonts w:ascii="Arial" w:cs="Arial" w:eastAsia="Arial" w:hAnsi="Arial"/>
+                <w:sz w:val="20"/>
+                <w:szCs w:val="20"/>
+              </w:rPr>
+              <w:br/>
+              <w:t xml:space="preserve"/>
+            </w:r>
+            <w:r>
+              <w:rPr>
+                <w:rFonts w:ascii="Arial" w:cs="Arial" w:eastAsia="Arial" w:hAnsi="Arial"/>
+                <w:b w:val="false"/>
+                <w:bCs w:val="false"/>
+                <w:i/>
+                <w:iCs/>
+                <w:color w:val="555555"/>
+                <w:sz w:val="20"/>
+                <w:szCs w:val="20"/>
+              </w:rPr>
+              <w:t xml:space="preserve">→ 3–2–1: Name 3 things learned, 2 new vocab words, 1 question you still have.</w:t>
             </w:r>
           </w:p>
         </w:tc>
@@ -489,19 +850,6 @@
                 <w:sz w:val="18"/>
                 <w:szCs w:val="18"/>
               </w:rPr>
-              <w:t xml:space="preserve"># Look for print statements you used for debugging</w:t>
-            </w:r>
-          </w:p>
-          <w:p>
-            <w:pPr>
-              <w:spacing w:after="20"/>
-            </w:pPr>
-            <w:r>
-              <w:rPr>
-                <w:rFonts w:ascii="Courier New" w:cs="Courier New" w:eastAsia="Courier New" w:hAnsi="Courier New"/>
-                <w:sz w:val="18"/>
-                <w:szCs w:val="18"/>
-              </w:rPr>
               <w:t xml:space="preserve">grep -n "print(" *.py</w:t>
             </w:r>
           </w:p>
@@ -528,7 +876,7 @@
                 <w:sz w:val="18"/>
                 <w:szCs w:val="18"/>
               </w:rPr>
-              <w:t xml:space="preserve"># Look for commented-out code</w:t>
+              <w:t xml:space="preserve"> </w:t>
             </w:r>
           </w:p>
           <w:p>
@@ -727,19 +1075,6 @@
                 <w:sz w:val="18"/>
                 <w:szCs w:val="18"/>
               </w:rPr>
-              <w:t xml:space="preserve"># BEFORE: unclear</w:t>
-            </w:r>
-          </w:p>
-          <w:p>
-            <w:pPr>
-              <w:spacing w:after="20"/>
-            </w:pPr>
-            <w:r>
-              <w:rPr>
-                <w:rFonts w:ascii="Courier New" w:cs="Courier New" w:eastAsia="Courier New" w:hAnsi="Courier New"/>
-                <w:sz w:val="18"/>
-                <w:szCs w:val="18"/>
-              </w:rPr>
               <w:t xml:space="preserve">for s in students:</w:t>
             </w:r>
           </w:p>
@@ -792,7 +1127,7 @@
                 <w:sz w:val="18"/>
                 <w:szCs w:val="18"/>
               </w:rPr>
-              <w:t xml:space="preserve"># AFTER: clear</w:t>
+              <w:t xml:space="preserve"> </w:t>
             </w:r>
           </w:p>
           <w:p>
@@ -885,72 +1220,7 @@
                 <w:sz w:val="18"/>
                 <w:szCs w:val="18"/>
               </w:rPr>
-              <w:t xml:space="preserve"># [Your Project Name]</w:t>
-            </w:r>
-          </w:p>
-          <w:p>
-            <w:pPr>
-              <w:spacing w:after="20"/>
-            </w:pPr>
-            <w:r>
-              <w:rPr>
-                <w:rFonts w:ascii="Courier New" w:cs="Courier New" w:eastAsia="Courier New" w:hAnsi="Courier New"/>
-                <w:sz w:val="18"/>
-                <w:szCs w:val="18"/>
-              </w:rPr>
-              <w:t xml:space="preserve"> </w:t>
-            </w:r>
-          </w:p>
-          <w:p>
-            <w:pPr>
-              <w:spacing w:after="20"/>
-            </w:pPr>
-            <w:r>
-              <w:rPr>
-                <w:rFonts w:ascii="Courier New" w:cs="Courier New" w:eastAsia="Courier New" w:hAnsi="Courier New"/>
-                <w:sz w:val="18"/>
-                <w:szCs w:val="18"/>
-              </w:rPr>
-              <w:t xml:space="preserve">## Overview</w:t>
-            </w:r>
-          </w:p>
-          <w:p>
-            <w:pPr>
-              <w:spacing w:after="20"/>
-            </w:pPr>
-            <w:r>
-              <w:rPr>
-                <w:rFonts w:ascii="Courier New" w:cs="Courier New" w:eastAsia="Courier New" w:hAnsi="Courier New"/>
-                <w:sz w:val="18"/>
-                <w:szCs w:val="18"/>
-              </w:rPr>
               <w:t xml:space="preserve">One sentence: what does this app do?</w:t>
-            </w:r>
-          </w:p>
-          <w:p>
-            <w:pPr>
-              <w:spacing w:after="20"/>
-            </w:pPr>
-            <w:r>
-              <w:rPr>
-                <w:rFonts w:ascii="Courier New" w:cs="Courier New" w:eastAsia="Courier New" w:hAnsi="Courier New"/>
-                <w:sz w:val="18"/>
-                <w:szCs w:val="18"/>
-              </w:rPr>
-              <w:t xml:space="preserve"> </w:t>
-            </w:r>
-          </w:p>
-          <w:p>
-            <w:pPr>
-              <w:spacing w:after="20"/>
-            </w:pPr>
-            <w:r>
-              <w:rPr>
-                <w:rFonts w:ascii="Courier New" w:cs="Courier New" w:eastAsia="Courier New" w:hAnsi="Courier New"/>
-                <w:sz w:val="18"/>
-                <w:szCs w:val="18"/>
-              </w:rPr>
-              <w:t xml:space="preserve">## How to Run</w:t>
             </w:r>
           </w:p>
         </w:tc>
@@ -1004,19 +1274,6 @@
                 <w:sz w:val="18"/>
                 <w:szCs w:val="18"/>
               </w:rPr>
-              <w:t xml:space="preserve">## Features</w:t>
-            </w:r>
-          </w:p>
-          <w:p>
-            <w:pPr>
-              <w:spacing w:after="20"/>
-            </w:pPr>
-            <w:r>
-              <w:rPr>
-                <w:rFonts w:ascii="Courier New" w:cs="Courier New" w:eastAsia="Courier New" w:hAnsi="Courier New"/>
-                <w:sz w:val="18"/>
-                <w:szCs w:val="18"/>
-              </w:rPr>
               <w:t xml:space="preserve">- Feature 1: description</w:t>
             </w:r>
           </w:p>
@@ -1069,7 +1326,7 @@
                 <w:sz w:val="18"/>
                 <w:szCs w:val="18"/>
               </w:rPr>
-              <w:t xml:space="preserve">## Project Structure</w:t>
+              <w:t xml:space="preserve"> </w:t>
             </w:r>
           </w:p>
           <w:p>
@@ -1147,7 +1404,7 @@
                 <w:sz w:val="18"/>
                 <w:szCs w:val="18"/>
               </w:rPr>
-              <w:t xml:space="preserve">## Known Limitations</w:t>
+              <w:t xml:space="preserve"> </w:t>
             </w:r>
           </w:p>
           <w:p>
@@ -1186,7 +1443,7 @@
                 <w:sz w:val="18"/>
                 <w:szCs w:val="18"/>
               </w:rPr>
-              <w:t xml:space="preserve">## How to Test</w:t>
+              <w:t xml:space="preserve"> </w:t>
             </w:r>
           </w:p>
           <w:p>

--- a/Coding 2 - year/Unit 7 - Capstone Project/Daily Lesson Plans/Word/Day 12.docx
+++ b/Coding 2 - year/Unit 7 - Capstone Project/Daily Lesson Plans/Word/Day 12.docx
@@ -319,7 +319,7 @@
                 <w:sz w:val="20"/>
                 <w:szCs w:val="20"/>
               </w:rPr>
-              <w:t xml:space="preserve">    What do you remember from last class?</w:t>
+              <w:t xml:space="preserve">    What do you already know about Sprint 2 – Finalizing &amp; Polishing? Write down at least one thing.</w:t>
             </w:r>
             <w:r>
               <w:rPr>
@@ -350,7 +350,7 @@
                 <w:sz w:val="20"/>
                 <w:szCs w:val="20"/>
               </w:rPr>
-              <w:t xml:space="preserve">What do you think today's topic "Sprint 2 – Finalizing &amp; Polishing" is about?</w:t>
+              <w:t xml:space="preserve">Today’s Goal: Explore and practice Sprint 2 – Finalizing &amp; Polishing.</w:t>
             </w:r>
             <w:r>
               <w:rPr>
@@ -746,7 +746,7 @@
                 <w:sz w:val="20"/>
                 <w:szCs w:val="20"/>
               </w:rPr>
-              <w:t xml:space="preserve">What is one key concept you learned today?</w:t>
+              <w:t xml:space="preserve">Name one new thing you learned about Sprint 2 – Finalizing &amp; Polishing today and one question you still have.</w:t>
             </w:r>
             <w:r>
               <w:rPr>

--- a/Coding 2 - year/Unit 7 - Capstone Project/Daily Lesson Plans/Word/Day 12.docx
+++ b/Coding 2 - year/Unit 7 - Capstone Project/Daily Lesson Plans/Word/Day 12.docx
@@ -342,6 +342,72 @@
             <w:r>
               <w:rPr>
                 <w:rFonts w:ascii="Arial" w:cs="Arial" w:eastAsia="Arial" w:hAnsi="Arial"/>
+                <w:b/>
+                <w:bCs/>
+                <w:i w:val="false"/>
+                <w:iCs w:val="false"/>
+                <w:color w:val="000000"/>
+                <w:sz w:val="20"/>
+                <w:szCs w:val="20"/>
+              </w:rPr>
+              <w:t xml:space="preserve">Vocabulary Preview — </w:t>
+            </w:r>
+            <w:r>
+              <w:rPr>
+                <w:rFonts w:ascii="Arial" w:cs="Arial" w:eastAsia="Arial" w:hAnsi="Arial"/>
+                <w:b w:val="false"/>
+                <w:bCs w:val="false"/>
+                <w:i w:val="false"/>
+                <w:iCs w:val="false"/>
+                <w:color w:val="000000"/>
+                <w:sz w:val="20"/>
+                <w:szCs w:val="20"/>
+              </w:rPr>
+              <w:t xml:space="preserve">terms we'll use today:</w:t>
+            </w:r>
+            <w:r>
+              <w:rPr>
+                <w:rFonts w:ascii="Arial" w:cs="Arial" w:eastAsia="Arial" w:hAnsi="Arial"/>
+                <w:sz w:val="20"/>
+                <w:szCs w:val="20"/>
+              </w:rPr>
+              <w:br/>
+              <w:t xml:space="preserve"/>
+            </w:r>
+            <w:r>
+              <w:rPr>
+                <w:rFonts w:ascii="Arial" w:cs="Arial" w:eastAsia="Arial" w:hAnsi="Arial"/>
+                <w:b w:val="false"/>
+                <w:bCs w:val="false"/>
+                <w:i w:val="false"/>
+                <w:iCs w:val="false"/>
+                <w:color w:val="000000"/>
+                <w:sz w:val="20"/>
+                <w:szCs w:val="20"/>
+              </w:rPr>
+              <w:t xml:space="preserve">    • Minutes 0-5   •   Standup   •   Minutes 5-50   •   Final Features &amp; Code Quality   •   Minutes 50-55   •   Prepare for Peer Review</w:t>
+            </w:r>
+            <w:r>
+              <w:rPr>
+                <w:rFonts w:ascii="Arial" w:cs="Arial" w:eastAsia="Arial" w:hAnsi="Arial"/>
+                <w:sz w:val="20"/>
+                <w:szCs w:val="20"/>
+              </w:rPr>
+              <w:br/>
+              <w:t xml:space="preserve"/>
+            </w:r>
+            <w:r>
+              <w:rPr>
+                <w:rFonts w:ascii="Arial" w:cs="Arial" w:eastAsia="Arial" w:hAnsi="Arial"/>
+                <w:sz w:val="20"/>
+                <w:szCs w:val="20"/>
+              </w:rPr>
+              <w:br/>
+              <w:t xml:space="preserve"/>
+            </w:r>
+            <w:r>
+              <w:rPr>
+                <w:rFonts w:ascii="Arial" w:cs="Arial" w:eastAsia="Arial" w:hAnsi="Arial"/>
                 <w:b w:val="false"/>
                 <w:bCs w:val="false"/>
                 <w:i/>
@@ -474,6 +540,310 @@
             <w:r>
               <w:rPr>
                 <w:rFonts w:ascii="Arial" w:cs="Arial" w:eastAsia="Arial" w:hAnsi="Arial"/>
+                <w:b w:val="false"/>
+                <w:bCs w:val="false"/>
+                <w:i w:val="false"/>
+                <w:iCs w:val="false"/>
+                <w:color w:val="000000"/>
+                <w:sz w:val="20"/>
+                <w:szCs w:val="20"/>
+              </w:rPr>
+              <w:t xml:space="preserve">Sprint 2 ends tomorrow with a peer code review. Today you finish features and make sure your code is readable and well-documented. Think of Day 13 like having a code reviewer at work—you want to be proud of what you show them.</w:t>
+            </w:r>
+            <w:r>
+              <w:rPr>
+                <w:rFonts w:ascii="Arial" w:cs="Arial" w:eastAsia="Arial" w:hAnsi="Arial"/>
+                <w:sz w:val="20"/>
+                <w:szCs w:val="20"/>
+              </w:rPr>
+              <w:br/>
+              <w:t xml:space="preserve"/>
+            </w:r>
+            <w:r>
+              <w:rPr>
+                <w:rFonts w:ascii="Arial" w:cs="Arial" w:eastAsia="Arial" w:hAnsi="Arial"/>
+                <w:b w:val="false"/>
+                <w:bCs w:val="false"/>
+                <w:i w:val="false"/>
+                <w:iCs w:val="false"/>
+                <w:color w:val="000000"/>
+                <w:sz w:val="20"/>
+                <w:szCs w:val="20"/>
+              </w:rPr>
+              <w:t xml:space="preserve">Minutes 5-50: Final Features &amp; Code Quality</w:t>
+            </w:r>
+            <w:r>
+              <w:rPr>
+                <w:rFonts w:ascii="Arial" w:cs="Arial" w:eastAsia="Arial" w:hAnsi="Arial"/>
+                <w:sz w:val="20"/>
+                <w:szCs w:val="20"/>
+              </w:rPr>
+              <w:br/>
+              <w:t xml:space="preserve"/>
+            </w:r>
+            <w:r>
+              <w:rPr>
+                <w:rFonts w:ascii="Arial" w:cs="Arial" w:eastAsia="Arial" w:hAnsi="Arial"/>
+                <w:sz w:val="20"/>
+                <w:szCs w:val="20"/>
+              </w:rPr>
+              <w:br/>
+              <w:t xml:space="preserve"/>
+            </w:r>
+            <w:r>
+              <w:rPr>
+                <w:rFonts w:ascii="Arial" w:cs="Arial" w:eastAsia="Arial" w:hAnsi="Arial"/>
+                <w:b/>
+                <w:bCs/>
+                <w:i w:val="false"/>
+                <w:iCs w:val="false"/>
+                <w:color w:val="000000"/>
+                <w:sz w:val="20"/>
+                <w:szCs w:val="20"/>
+              </w:rPr>
+              <w:t xml:space="preserve">Key Concepts:</w:t>
+            </w:r>
+            <w:r>
+              <w:rPr>
+                <w:rFonts w:ascii="Arial" w:cs="Arial" w:eastAsia="Arial" w:hAnsi="Arial"/>
+                <w:sz w:val="20"/>
+                <w:szCs w:val="20"/>
+              </w:rPr>
+              <w:br/>
+              <w:t xml:space="preserve"/>
+            </w:r>
+            <w:r>
+              <w:rPr>
+                <w:rFonts w:ascii="Arial" w:cs="Arial" w:eastAsia="Arial" w:hAnsi="Arial"/>
+                <w:b w:val="false"/>
+                <w:bCs w:val="false"/>
+                <w:i w:val="false"/>
+                <w:iCs w:val="false"/>
+                <w:color w:val="000000"/>
+                <w:sz w:val="20"/>
+                <w:szCs w:val="20"/>
+              </w:rPr>
+              <w:t xml:space="preserve">    • What features are done? What needs finishing?</w:t>
+            </w:r>
+            <w:r>
+              <w:rPr>
+                <w:rFonts w:ascii="Arial" w:cs="Arial" w:eastAsia="Arial" w:hAnsi="Arial"/>
+                <w:sz w:val="20"/>
+                <w:szCs w:val="20"/>
+              </w:rPr>
+              <w:br/>
+              <w:t xml:space="preserve"/>
+            </w:r>
+            <w:r>
+              <w:rPr>
+                <w:rFonts w:ascii="Arial" w:cs="Arial" w:eastAsia="Arial" w:hAnsi="Arial"/>
+                <w:b w:val="false"/>
+                <w:bCs w:val="false"/>
+                <w:i w:val="false"/>
+                <w:iCs w:val="false"/>
+                <w:color w:val="000000"/>
+                <w:sz w:val="20"/>
+                <w:szCs w:val="20"/>
+              </w:rPr>
+              <w:t xml:space="preserve">    • Is anything broken? Identify and fix now.</w:t>
+            </w:r>
+            <w:r>
+              <w:rPr>
+                <w:rFonts w:ascii="Arial" w:cs="Arial" w:eastAsia="Arial" w:hAnsi="Arial"/>
+                <w:sz w:val="20"/>
+                <w:szCs w:val="20"/>
+              </w:rPr>
+              <w:br/>
+              <w:t xml:space="preserve"/>
+            </w:r>
+            <w:r>
+              <w:rPr>
+                <w:rFonts w:ascii="Arial" w:cs="Arial" w:eastAsia="Arial" w:hAnsi="Arial"/>
+                <w:b w:val="false"/>
+                <w:bCs w:val="false"/>
+                <w:i w:val="false"/>
+                <w:iCs w:val="false"/>
+                <w:color w:val="000000"/>
+                <w:sz w:val="20"/>
+                <w:szCs w:val="20"/>
+              </w:rPr>
+              <w:t xml:space="preserve">    • Teacher: Day 13 peer review expectations</w:t>
+            </w:r>
+            <w:r>
+              <w:rPr>
+                <w:rFonts w:ascii="Arial" w:cs="Arial" w:eastAsia="Arial" w:hAnsi="Arial"/>
+                <w:sz w:val="20"/>
+                <w:szCs w:val="20"/>
+              </w:rPr>
+              <w:br/>
+              <w:t xml:space="preserve"/>
+            </w:r>
+            <w:r>
+              <w:rPr>
+                <w:rFonts w:ascii="Arial" w:cs="Arial" w:eastAsia="Arial" w:hAnsi="Arial"/>
+                <w:b w:val="false"/>
+                <w:bCs w:val="false"/>
+                <w:i w:val="false"/>
+                <w:iCs w:val="false"/>
+                <w:color w:val="000000"/>
+                <w:sz w:val="20"/>
+                <w:szCs w:val="20"/>
+              </w:rPr>
+              <w:t xml:space="preserve">    • Finish any incomplete Sprint 2 features</w:t>
+            </w:r>
+            <w:r>
+              <w:rPr>
+                <w:rFonts w:ascii="Arial" w:cs="Arial" w:eastAsia="Arial" w:hAnsi="Arial"/>
+                <w:sz w:val="20"/>
+                <w:szCs w:val="20"/>
+              </w:rPr>
+              <w:br/>
+              <w:t xml:space="preserve"/>
+            </w:r>
+            <w:r>
+              <w:rPr>
+                <w:rFonts w:ascii="Arial" w:cs="Arial" w:eastAsia="Arial" w:hAnsi="Arial"/>
+                <w:b w:val="false"/>
+                <w:bCs w:val="false"/>
+                <w:i w:val="false"/>
+                <w:iCs w:val="false"/>
+                <w:color w:val="000000"/>
+                <w:sz w:val="20"/>
+                <w:szCs w:val="20"/>
+              </w:rPr>
+              <w:t xml:space="preserve">    • Add docstrings to any functions missing them</w:t>
+            </w:r>
+            <w:r>
+              <w:rPr>
+                <w:rFonts w:ascii="Arial" w:cs="Arial" w:eastAsia="Arial" w:hAnsi="Arial"/>
+                <w:sz w:val="20"/>
+                <w:szCs w:val="20"/>
+              </w:rPr>
+              <w:br/>
+              <w:t xml:space="preserve"/>
+            </w:r>
+            <w:r>
+              <w:rPr>
+                <w:rFonts w:ascii="Arial" w:cs="Arial" w:eastAsia="Arial" w:hAnsi="Arial"/>
+                <w:b w:val="false"/>
+                <w:bCs w:val="false"/>
+                <w:i w:val="false"/>
+                <w:iCs w:val="false"/>
+                <w:color w:val="000000"/>
+                <w:sz w:val="20"/>
+                <w:szCs w:val="20"/>
+              </w:rPr>
+              <w:t xml:space="preserve">    • Clean up variable names (clear &gt; clever)</w:t>
+            </w:r>
+            <w:r>
+              <w:rPr>
+                <w:rFonts w:ascii="Arial" w:cs="Arial" w:eastAsia="Arial" w:hAnsi="Arial"/>
+                <w:sz w:val="20"/>
+                <w:szCs w:val="20"/>
+              </w:rPr>
+              <w:br/>
+              <w:t xml:space="preserve"/>
+            </w:r>
+            <w:r>
+              <w:rPr>
+                <w:rFonts w:ascii="Arial" w:cs="Arial" w:eastAsia="Arial" w:hAnsi="Arial"/>
+                <w:b w:val="false"/>
+                <w:bCs w:val="false"/>
+                <w:i w:val="false"/>
+                <w:iCs w:val="false"/>
+                <w:color w:val="000000"/>
+                <w:sz w:val="20"/>
+                <w:szCs w:val="20"/>
+              </w:rPr>
+              <w:t xml:space="preserve">    • Remove dead code and debug statements</w:t>
+            </w:r>
+            <w:r>
+              <w:rPr>
+                <w:rFonts w:ascii="Arial" w:cs="Arial" w:eastAsia="Arial" w:hAnsi="Arial"/>
+                <w:sz w:val="20"/>
+                <w:szCs w:val="20"/>
+              </w:rPr>
+              <w:br/>
+              <w:t xml:space="preserve"/>
+            </w:r>
+            <w:r>
+              <w:rPr>
+                <w:rFonts w:ascii="Arial" w:cs="Arial" w:eastAsia="Arial" w:hAnsi="Arial"/>
+                <w:b w:val="false"/>
+                <w:bCs w:val="false"/>
+                <w:i w:val="false"/>
+                <w:iCs w:val="false"/>
+                <w:color w:val="000000"/>
+                <w:sz w:val="20"/>
+                <w:szCs w:val="20"/>
+              </w:rPr>
+              <w:t xml:space="preserve">    • Add comments for complex logic</w:t>
+            </w:r>
+            <w:r>
+              <w:rPr>
+                <w:rFonts w:ascii="Arial" w:cs="Arial" w:eastAsia="Arial" w:hAnsi="Arial"/>
+                <w:sz w:val="20"/>
+                <w:szCs w:val="20"/>
+              </w:rPr>
+              <w:br/>
+              <w:t xml:space="preserve"/>
+            </w:r>
+            <w:r>
+              <w:rPr>
+                <w:rFonts w:ascii="Arial" w:cs="Arial" w:eastAsia="Arial" w:hAnsi="Arial"/>
+                <w:sz w:val="20"/>
+                <w:szCs w:val="20"/>
+              </w:rPr>
+              <w:br/>
+              <w:t xml:space="preserve"/>
+            </w:r>
+            <w:r>
+              <w:rPr>
+                <w:rFonts w:ascii="Arial" w:cs="Arial" w:eastAsia="Arial" w:hAnsi="Arial"/>
+                <w:b/>
+                <w:bCs/>
+                <w:i w:val="false"/>
+                <w:iCs w:val="false"/>
+                <w:color w:val="000000"/>
+                <w:sz w:val="20"/>
+                <w:szCs w:val="20"/>
+              </w:rPr>
+              <w:t xml:space="preserve">Vocabulary: </w:t>
+            </w:r>
+            <w:r>
+              <w:rPr>
+                <w:rFonts w:ascii="Arial" w:cs="Arial" w:eastAsia="Arial" w:hAnsi="Arial"/>
+                <w:b w:val="false"/>
+                <w:bCs w:val="false"/>
+                <w:i w:val="false"/>
+                <w:iCs w:val="false"/>
+                <w:color w:val="000000"/>
+                <w:sz w:val="20"/>
+                <w:szCs w:val="20"/>
+              </w:rPr>
+              <w:t xml:space="preserve">Minutes 0-5, Standup, Minutes 5-50, Final Features &amp; Code Quality, Minutes 50-55, Prepare for Peer Review</w:t>
+            </w:r>
+            <w:r>
+              <w:rPr>
+                <w:rFonts w:ascii="Arial" w:cs="Arial" w:eastAsia="Arial" w:hAnsi="Arial"/>
+                <w:sz w:val="20"/>
+                <w:szCs w:val="20"/>
+              </w:rPr>
+              <w:br/>
+              <w:t xml:space="preserve"/>
+            </w:r>
+            <w:r>
+              <w:rPr>
+                <w:rFonts w:ascii="Arial" w:cs="Arial" w:eastAsia="Arial" w:hAnsi="Arial"/>
+                <w:sz w:val="20"/>
+                <w:szCs w:val="20"/>
+              </w:rPr>
+              <w:br/>
+              <w:t xml:space="preserve"/>
+            </w:r>
+            <w:r>
+              <w:rPr>
+                <w:rFonts w:ascii="Arial" w:cs="Arial" w:eastAsia="Arial" w:hAnsi="Arial"/>
                 <w:b/>
                 <w:bCs/>
                 <w:i/>
@@ -561,7 +931,7 @@
                 <w:sz w:val="20"/>
                 <w:szCs w:val="20"/>
               </w:rPr>
-              <w:t xml:space="preserve">15–20 min</w:t>
+              <w:t xml:space="preserve">15 min</w:t>
             </w:r>
           </w:p>
         </w:tc>
@@ -596,7 +966,16 @@
                 <w:sz w:val="22"/>
                 <w:szCs w:val="22"/>
               </w:rPr>
-              <w:t xml:space="preserve">Independent Practice / Code Along</w:t>
+              <w:t xml:space="preserve">Guided Practice</w:t>
+            </w:r>
+            <w:r>
+              <w:rPr>
+                <w:rFonts w:ascii="Arial" w:cs="Arial" w:eastAsia="Arial" w:hAnsi="Arial"/>
+                <w:sz w:val="20"/>
+                <w:szCs w:val="20"/>
+              </w:rPr>
+              <w:br/>
+              <w:t xml:space="preserve"/>
             </w:r>
             <w:r>
               <w:rPr>
@@ -618,7 +997,12 @@
                 <w:sz w:val="20"/>
                 <w:szCs w:val="20"/>
               </w:rPr>
-              <w:t xml:space="preserve">    Work through problems from the day's exercise set.</w:t>
+              <w:t xml:space="preserve">- [ ] All Sprint 2 features complete and working
+- [ ] Code is clean and well-documented
+- [ ] Docstrings added to all functions
+- [ ] Debug code removed
+- [ ] README started or completed
+- [ ] Code saved/committed and ready for peer review</w:t>
             </w:r>
             <w:r>
               <w:rPr>
@@ -649,7 +1033,7 @@
                 <w:sz w:val="20"/>
                 <w:szCs w:val="20"/>
               </w:rPr>
-              <w:t xml:space="preserve">→ Teacher circulates — offer hints, check for understanding.</w:t>
+              <w:t xml:space="preserve">→ Teacher models — students try alongside, then compare results.</w:t>
             </w:r>
           </w:p>
         </w:tc>
@@ -680,7 +1064,7 @@
                 <w:sz w:val="20"/>
                 <w:szCs w:val="20"/>
               </w:rPr>
-              <w:t xml:space="preserve">5 min</w:t>
+              <w:t xml:space="preserve">15–20 min</w:t>
             </w:r>
           </w:p>
         </w:tc>
@@ -715,16 +1099,7 @@
                 <w:sz w:val="22"/>
                 <w:szCs w:val="22"/>
               </w:rPr>
-              <w:t xml:space="preserve">Exit Ticket / Wrap-Up</w:t>
-            </w:r>
-            <w:r>
-              <w:rPr>
-                <w:rFonts w:ascii="Arial" w:cs="Arial" w:eastAsia="Arial" w:hAnsi="Arial"/>
-                <w:sz w:val="20"/>
-                <w:szCs w:val="20"/>
-              </w:rPr>
-              <w:br/>
-              <w:t xml:space="preserve"/>
+              <w:t xml:space="preserve">Independent Practice / Code Along</w:t>
             </w:r>
             <w:r>
               <w:rPr>
@@ -746,7 +1121,29 @@
                 <w:sz w:val="20"/>
                 <w:szCs w:val="20"/>
               </w:rPr>
-              <w:t xml:space="preserve">Name one new thing you learned about Sprint 2 – Finalizing &amp; Polishing today and one question you still have.</w:t>
+              <w:t xml:space="preserve">    Students work independently on their projects, following the checklist.</w:t>
+            </w:r>
+            <w:r>
+              <w:rPr>
+                <w:rFonts w:ascii="Arial" w:cs="Arial" w:eastAsia="Arial" w:hAnsi="Arial"/>
+                <w:sz w:val="20"/>
+                <w:szCs w:val="20"/>
+              </w:rPr>
+              <w:br/>
+              <w:t xml:space="preserve"/>
+            </w:r>
+            <w:r>
+              <w:rPr>
+                <w:rFonts w:ascii="Arial" w:cs="Arial" w:eastAsia="Arial" w:hAnsi="Arial"/>
+                <w:b w:val="false"/>
+                <w:bCs w:val="false"/>
+                <w:i w:val="false"/>
+                <w:iCs w:val="false"/>
+                <w:color w:val="000000"/>
+                <w:sz w:val="20"/>
+                <w:szCs w:val="20"/>
+              </w:rPr>
+              <w:t xml:space="preserve">    Check in with each student to review progress and unblock issues.</w:t>
             </w:r>
             <w:r>
               <w:rPr>
@@ -777,6 +1174,134 @@
                 <w:sz w:val="20"/>
                 <w:szCs w:val="20"/>
               </w:rPr>
+              <w:t xml:space="preserve">→ Teacher circulates — offer hints, check for understanding.</w:t>
+            </w:r>
+          </w:p>
+        </w:tc>
+      </w:tr>
+      <w:tr>
+        <w:tc>
+          <w:tcPr>
+            <w:tcW w:type="dxa" w:w="1800"/>
+            <w:tcBorders>
+              <w:top w:val="single" w:color="CCCCCC" w:sz="1"/>
+              <w:left w:val="single" w:color="CCCCCC" w:sz="1"/>
+              <w:bottom w:val="single" w:color="CCCCCC" w:sz="1"/>
+              <w:right w:val="single" w:color="CCCCCC" w:sz="1"/>
+            </w:tcBorders>
+            <w:tcMar>
+              <w:top w:type="dxa" w:w="80"/>
+              <w:left w:type="dxa" w:w="120"/>
+              <w:bottom w:type="dxa" w:w="80"/>
+              <w:right w:type="dxa" w:w="120"/>
+            </w:tcMar>
+          </w:tcPr>
+          <w:p>
+            <w:r>
+              <w:rPr>
+                <w:rFonts w:ascii="Arial" w:cs="Arial" w:eastAsia="Arial" w:hAnsi="Arial"/>
+                <w:b/>
+                <w:bCs/>
+                <w:sz w:val="20"/>
+                <w:szCs w:val="20"/>
+              </w:rPr>
+              <w:t xml:space="preserve">5 min</w:t>
+            </w:r>
+          </w:p>
+        </w:tc>
+        <w:tc>
+          <w:tcPr>
+            <w:tcW w:type="dxa" w:w="7560"/>
+            <w:tcBorders>
+              <w:top w:val="single" w:color="CCCCCC" w:sz="1"/>
+              <w:left w:val="single" w:color="CCCCCC" w:sz="1"/>
+              <w:bottom w:val="single" w:color="CCCCCC" w:sz="1"/>
+              <w:right w:val="single" w:color="CCCCCC" w:sz="1"/>
+            </w:tcBorders>
+            <w:tcMar>
+              <w:top w:type="dxa" w:w="80"/>
+              <w:left w:type="dxa" w:w="120"/>
+              <w:bottom w:type="dxa" w:w="80"/>
+              <w:right w:type="dxa" w:w="120"/>
+            </w:tcMar>
+          </w:tcPr>
+          <w:p>
+            <w:pPr>
+              <w:spacing w:after="80" w:before="80"/>
+            </w:pPr>
+            <w:r>
+              <w:rPr>
+                <w:rFonts w:ascii="Arial" w:cs="Arial" w:eastAsia="Arial" w:hAnsi="Arial"/>
+                <w:b/>
+                <w:bCs/>
+                <w:i w:val="false"/>
+                <w:iCs w:val="false"/>
+                <w:color w:val="000000"/>
+                <w:sz w:val="22"/>
+                <w:szCs w:val="22"/>
+              </w:rPr>
+              <w:t xml:space="preserve">Exit Ticket / Wrap-Up</w:t>
+            </w:r>
+            <w:r>
+              <w:rPr>
+                <w:rFonts w:ascii="Arial" w:cs="Arial" w:eastAsia="Arial" w:hAnsi="Arial"/>
+                <w:sz w:val="20"/>
+                <w:szCs w:val="20"/>
+              </w:rPr>
+              <w:br/>
+              <w:t xml:space="preserve"/>
+            </w:r>
+            <w:r>
+              <w:rPr>
+                <w:rFonts w:ascii="Arial" w:cs="Arial" w:eastAsia="Arial" w:hAnsi="Arial"/>
+                <w:sz w:val="20"/>
+                <w:szCs w:val="20"/>
+              </w:rPr>
+              <w:br/>
+              <w:t xml:space="preserve"/>
+            </w:r>
+            <w:r>
+              <w:rPr>
+                <w:rFonts w:ascii="Arial" w:cs="Arial" w:eastAsia="Arial" w:hAnsi="Arial"/>
+                <w:b w:val="false"/>
+                <w:bCs w:val="false"/>
+                <w:i w:val="false"/>
+                <w:iCs w:val="false"/>
+                <w:color w:val="000000"/>
+                <w:sz w:val="20"/>
+                <w:szCs w:val="20"/>
+              </w:rPr>
+              <w:t xml:space="preserve">Name one new thing you learned about Sprint 2 – Finalizing &amp; Polishing today and one question you still have.</w:t>
+            </w:r>
+            <w:r>
+              <w:rPr>
+                <w:rFonts w:ascii="Arial" w:cs="Arial" w:eastAsia="Arial" w:hAnsi="Arial"/>
+                <w:sz w:val="20"/>
+                <w:szCs w:val="20"/>
+              </w:rPr>
+              <w:br/>
+              <w:t xml:space="preserve"/>
+            </w:r>
+            <w:r>
+              <w:rPr>
+                <w:rFonts w:ascii="Arial" w:cs="Arial" w:eastAsia="Arial" w:hAnsi="Arial"/>
+                <w:sz w:val="20"/>
+                <w:szCs w:val="20"/>
+              </w:rPr>
+              <w:br/>
+              <w:t xml:space="preserve"/>
+            </w:r>
+            <w:r>
+              <w:rPr>
+                <w:rFonts w:ascii="Arial" w:cs="Arial" w:eastAsia="Arial" w:hAnsi="Arial"/>
+                <w:b w:val="false"/>
+                <w:bCs w:val="false"/>
+                <w:i/>
+                <w:iCs/>
+                <w:color w:val="555555"/>
+                <w:sz w:val="20"/>
+                <w:szCs w:val="20"/>
+              </w:rPr>
               <w:t xml:space="preserve">→ 3–2–1: Name 3 things learned, 2 new vocab words, 1 question you still have.</w:t>
             </w:r>
           </w:p>
@@ -786,6 +1311,622 @@
     <w:p>
       <w:pPr>
         <w:spacing w:after="200"/>
+      </w:pPr>
+    </w:p>
+    <w:p>
+      <w:pPr>
+        <w:pBdr>
+          <w:bottom w:val="single" w:color="1B7A4A" w:sz="4" w:space="4"/>
+        </w:pBdr>
+        <w:spacing w:after="100" w:before="120"/>
+      </w:pPr>
+      <w:r>
+        <w:rPr>
+          <w:rFonts w:ascii="Arial" w:cs="Arial" w:eastAsia="Arial" w:hAnsi="Arial"/>
+          <w:b/>
+          <w:bCs/>
+          <w:color w:val="1B7A4A"/>
+          <w:sz w:val="24"/>
+          <w:szCs w:val="24"/>
+        </w:rPr>
+        <w:t xml:space="preserve">Key Concepts</w:t>
+      </w:r>
+    </w:p>
+    <w:p>
+      <w:pPr>
+        <w:spacing w:after="60"/>
+      </w:pPr>
+      <w:r>
+        <w:rPr>
+          <w:rFonts w:ascii="Arial" w:cs="Arial" w:eastAsia="Arial" w:hAnsi="Arial"/>
+          <w:sz w:val="20"/>
+          <w:szCs w:val="20"/>
+        </w:rPr>
+        <w:t xml:space="preserve">Sprint 2 ends tomorrow with a peer code review. Today you finish features and make sure your code is readable and well-documented. Think of Day 13 like having a code reviewer at work—you want to be proud of what you show them.</w:t>
+      </w:r>
+    </w:p>
+    <w:p>
+      <w:pPr>
+        <w:spacing w:after="60"/>
+      </w:pPr>
+      <w:r>
+        <w:rPr>
+          <w:rFonts w:ascii="Arial" w:cs="Arial" w:eastAsia="Arial" w:hAnsi="Arial"/>
+          <w:sz w:val="20"/>
+          <w:szCs w:val="20"/>
+        </w:rPr>
+        <w:t xml:space="preserve">Minutes 0-5: Standup</w:t>
+      </w:r>
+    </w:p>
+    <w:p>
+      <w:pPr>
+        <w:spacing w:after="60"/>
+        <w:ind w:left="360"/>
+      </w:pPr>
+      <w:r>
+        <w:rPr>
+          <w:rFonts w:ascii="Arial" w:cs="Arial" w:eastAsia="Arial" w:hAnsi="Arial"/>
+          <w:sz w:val="20"/>
+          <w:szCs w:val="20"/>
+        </w:rPr>
+        <w:t xml:space="preserve">• </w:t>
+      </w:r>
+      <w:r>
+        <w:rPr>
+          <w:rFonts w:ascii="Arial" w:cs="Arial" w:eastAsia="Arial" w:hAnsi="Arial"/>
+          <w:sz w:val="20"/>
+          <w:szCs w:val="20"/>
+        </w:rPr>
+        <w:t xml:space="preserve">What features are done? What needs finishing?</w:t>
+      </w:r>
+    </w:p>
+    <w:p>
+      <w:pPr>
+        <w:spacing w:after="60"/>
+        <w:ind w:left="360"/>
+      </w:pPr>
+      <w:r>
+        <w:rPr>
+          <w:rFonts w:ascii="Arial" w:cs="Arial" w:eastAsia="Arial" w:hAnsi="Arial"/>
+          <w:sz w:val="20"/>
+          <w:szCs w:val="20"/>
+        </w:rPr>
+        <w:t xml:space="preserve">• </w:t>
+      </w:r>
+      <w:r>
+        <w:rPr>
+          <w:rFonts w:ascii="Arial" w:cs="Arial" w:eastAsia="Arial" w:hAnsi="Arial"/>
+          <w:sz w:val="20"/>
+          <w:szCs w:val="20"/>
+        </w:rPr>
+        <w:t xml:space="preserve">Is anything broken? Identify and fix now.</w:t>
+      </w:r>
+    </w:p>
+    <w:p>
+      <w:pPr>
+        <w:spacing w:after="60"/>
+        <w:ind w:left="360"/>
+      </w:pPr>
+      <w:r>
+        <w:rPr>
+          <w:rFonts w:ascii="Arial" w:cs="Arial" w:eastAsia="Arial" w:hAnsi="Arial"/>
+          <w:sz w:val="20"/>
+          <w:szCs w:val="20"/>
+        </w:rPr>
+        <w:t xml:space="preserve">• </w:t>
+      </w:r>
+      <w:r>
+        <w:rPr>
+          <w:rFonts w:ascii="Arial" w:cs="Arial" w:eastAsia="Arial" w:hAnsi="Arial"/>
+          <w:sz w:val="20"/>
+          <w:szCs w:val="20"/>
+        </w:rPr>
+        <w:t xml:space="preserve">Teacher: Day 13 peer review expectations</w:t>
+      </w:r>
+    </w:p>
+    <w:p>
+      <w:pPr>
+        <w:spacing w:after="60"/>
+      </w:pPr>
+      <w:r>
+        <w:rPr>
+          <w:rFonts w:ascii="Arial" w:cs="Arial" w:eastAsia="Arial" w:hAnsi="Arial"/>
+          <w:sz w:val="20"/>
+          <w:szCs w:val="20"/>
+        </w:rPr>
+        <w:t xml:space="preserve">Minutes 5-50: Final Features &amp; Code Quality</w:t>
+      </w:r>
+    </w:p>
+    <w:p>
+      <w:pPr>
+        <w:spacing w:after="60"/>
+        <w:ind w:left="360"/>
+      </w:pPr>
+      <w:r>
+        <w:rPr>
+          <w:rFonts w:ascii="Arial" w:cs="Arial" w:eastAsia="Arial" w:hAnsi="Arial"/>
+          <w:sz w:val="20"/>
+          <w:szCs w:val="20"/>
+        </w:rPr>
+        <w:t xml:space="preserve">• </w:t>
+      </w:r>
+      <w:r>
+        <w:rPr>
+          <w:rFonts w:ascii="Arial" w:cs="Arial" w:eastAsia="Arial" w:hAnsi="Arial"/>
+          <w:sz w:val="20"/>
+          <w:szCs w:val="20"/>
+        </w:rPr>
+        <w:t xml:space="preserve">Finish any incomplete Sprint 2 features</w:t>
+      </w:r>
+    </w:p>
+    <w:p>
+      <w:pPr>
+        <w:spacing w:after="60"/>
+        <w:ind w:left="360"/>
+      </w:pPr>
+      <w:r>
+        <w:rPr>
+          <w:rFonts w:ascii="Arial" w:cs="Arial" w:eastAsia="Arial" w:hAnsi="Arial"/>
+          <w:sz w:val="20"/>
+          <w:szCs w:val="20"/>
+        </w:rPr>
+        <w:t xml:space="preserve">• </w:t>
+      </w:r>
+      <w:r>
+        <w:rPr>
+          <w:rFonts w:ascii="Arial" w:cs="Arial" w:eastAsia="Arial" w:hAnsi="Arial"/>
+          <w:sz w:val="20"/>
+          <w:szCs w:val="20"/>
+        </w:rPr>
+        <w:t xml:space="preserve">Add docstrings to any functions missing them</w:t>
+      </w:r>
+    </w:p>
+    <w:p>
+      <w:pPr>
+        <w:spacing w:after="60"/>
+        <w:ind w:left="360"/>
+      </w:pPr>
+      <w:r>
+        <w:rPr>
+          <w:rFonts w:ascii="Arial" w:cs="Arial" w:eastAsia="Arial" w:hAnsi="Arial"/>
+          <w:sz w:val="20"/>
+          <w:szCs w:val="20"/>
+        </w:rPr>
+        <w:t xml:space="preserve">• </w:t>
+      </w:r>
+      <w:r>
+        <w:rPr>
+          <w:rFonts w:ascii="Arial" w:cs="Arial" w:eastAsia="Arial" w:hAnsi="Arial"/>
+          <w:sz w:val="20"/>
+          <w:szCs w:val="20"/>
+        </w:rPr>
+        <w:t xml:space="preserve">Clean up variable names (clear &gt; clever)</w:t>
+      </w:r>
+    </w:p>
+    <w:p>
+      <w:pPr>
+        <w:spacing w:after="60"/>
+        <w:ind w:left="360"/>
+      </w:pPr>
+      <w:r>
+        <w:rPr>
+          <w:rFonts w:ascii="Arial" w:cs="Arial" w:eastAsia="Arial" w:hAnsi="Arial"/>
+          <w:sz w:val="20"/>
+          <w:szCs w:val="20"/>
+        </w:rPr>
+        <w:t xml:space="preserve">• </w:t>
+      </w:r>
+      <w:r>
+        <w:rPr>
+          <w:rFonts w:ascii="Arial" w:cs="Arial" w:eastAsia="Arial" w:hAnsi="Arial"/>
+          <w:sz w:val="20"/>
+          <w:szCs w:val="20"/>
+        </w:rPr>
+        <w:t xml:space="preserve">Remove dead code and debug statements</w:t>
+      </w:r>
+    </w:p>
+    <w:p>
+      <w:pPr>
+        <w:spacing w:after="60"/>
+        <w:ind w:left="360"/>
+      </w:pPr>
+      <w:r>
+        <w:rPr>
+          <w:rFonts w:ascii="Arial" w:cs="Arial" w:eastAsia="Arial" w:hAnsi="Arial"/>
+          <w:sz w:val="20"/>
+          <w:szCs w:val="20"/>
+        </w:rPr>
+        <w:t xml:space="preserve">• </w:t>
+      </w:r>
+      <w:r>
+        <w:rPr>
+          <w:rFonts w:ascii="Arial" w:cs="Arial" w:eastAsia="Arial" w:hAnsi="Arial"/>
+          <w:sz w:val="20"/>
+          <w:szCs w:val="20"/>
+        </w:rPr>
+        <w:t xml:space="preserve">Add comments for complex logic</w:t>
+      </w:r>
+    </w:p>
+    <w:p>
+      <w:pPr>
+        <w:spacing w:after="60"/>
+        <w:ind w:left="360"/>
+      </w:pPr>
+      <w:r>
+        <w:rPr>
+          <w:rFonts w:ascii="Arial" w:cs="Arial" w:eastAsia="Arial" w:hAnsi="Arial"/>
+          <w:sz w:val="20"/>
+          <w:szCs w:val="20"/>
+        </w:rPr>
+        <w:t xml:space="preserve">• </w:t>
+      </w:r>
+      <w:r>
+        <w:rPr>
+          <w:rFonts w:ascii="Arial" w:cs="Arial" w:eastAsia="Arial" w:hAnsi="Arial"/>
+          <w:sz w:val="20"/>
+          <w:szCs w:val="20"/>
+        </w:rPr>
+        <w:t xml:space="preserve">Test again: run through multiple scenarios</w:t>
+      </w:r>
+    </w:p>
+    <w:p>
+      <w:pPr>
+        <w:spacing w:after="60"/>
+      </w:pPr>
+      <w:r>
+        <w:rPr>
+          <w:rFonts w:ascii="Arial" w:cs="Arial" w:eastAsia="Arial" w:hAnsi="Arial"/>
+          <w:sz w:val="20"/>
+          <w:szCs w:val="20"/>
+        </w:rPr>
+        <w:t xml:space="preserve">Minutes 50-55: Prepare for Peer Review</w:t>
+      </w:r>
+    </w:p>
+    <w:p>
+      <w:pPr>
+        <w:spacing w:after="60"/>
+        <w:ind w:left="360"/>
+      </w:pPr>
+      <w:r>
+        <w:rPr>
+          <w:rFonts w:ascii="Arial" w:cs="Arial" w:eastAsia="Arial" w:hAnsi="Arial"/>
+          <w:sz w:val="20"/>
+          <w:szCs w:val="20"/>
+        </w:rPr>
+        <w:t xml:space="preserve">• </w:t>
+      </w:r>
+      <w:r>
+        <w:rPr>
+          <w:rFonts w:ascii="Arial" w:cs="Arial" w:eastAsia="Arial" w:hAnsi="Arial"/>
+          <w:sz w:val="20"/>
+          <w:szCs w:val="20"/>
+        </w:rPr>
+        <w:t xml:space="preserve">Make sure your code is saved/committed</w:t>
+      </w:r>
+    </w:p>
+    <w:p>
+      <w:pPr>
+        <w:spacing w:after="60"/>
+        <w:ind w:left="360"/>
+      </w:pPr>
+      <w:r>
+        <w:rPr>
+          <w:rFonts w:ascii="Arial" w:cs="Arial" w:eastAsia="Arial" w:hAnsi="Arial"/>
+          <w:sz w:val="20"/>
+          <w:szCs w:val="20"/>
+        </w:rPr>
+        <w:t xml:space="preserve">• </w:t>
+      </w:r>
+      <w:r>
+        <w:rPr>
+          <w:rFonts w:ascii="Arial" w:cs="Arial" w:eastAsia="Arial" w:hAnsi="Arial"/>
+          <w:sz w:val="20"/>
+          <w:szCs w:val="20"/>
+        </w:rPr>
+        <w:t xml:space="preserve">Know what features you have and what's missing</w:t>
+      </w:r>
+    </w:p>
+    <w:p>
+      <w:pPr>
+        <w:spacing w:after="60"/>
+        <w:ind w:left="360"/>
+      </w:pPr>
+      <w:r>
+        <w:rPr>
+          <w:rFonts w:ascii="Arial" w:cs="Arial" w:eastAsia="Arial" w:hAnsi="Arial"/>
+          <w:sz w:val="20"/>
+          <w:szCs w:val="20"/>
+        </w:rPr>
+        <w:t xml:space="preserve">• </w:t>
+      </w:r>
+      <w:r>
+        <w:rPr>
+          <w:rFonts w:ascii="Arial" w:cs="Arial" w:eastAsia="Arial" w:hAnsi="Arial"/>
+          <w:sz w:val="20"/>
+          <w:szCs w:val="20"/>
+        </w:rPr>
+        <w:t xml:space="preserve">Prepare to explain your architecture</w:t>
+      </w:r>
+    </w:p>
+    <w:p>
+      <w:pPr>
+        <w:spacing w:after="60"/>
+        <w:ind w:left="360"/>
+      </w:pPr>
+      <w:r>
+        <w:rPr>
+          <w:rFonts w:ascii="Arial" w:cs="Arial" w:eastAsia="Arial" w:hAnsi="Arial"/>
+          <w:sz w:val="20"/>
+          <w:szCs w:val="20"/>
+        </w:rPr>
+        <w:t xml:space="preserve">• </w:t>
+      </w:r>
+      <w:r>
+        <w:rPr>
+          <w:rFonts w:ascii="Arial" w:cs="Arial" w:eastAsia="Arial" w:hAnsi="Arial"/>
+          <w:sz w:val="20"/>
+          <w:szCs w:val="20"/>
+        </w:rPr>
+        <w:t xml:space="preserve">Jot down any known bugs or limitations</w:t>
+      </w:r>
+    </w:p>
+    <w:p>
+      <w:pPr>
+        <w:spacing w:after="60"/>
+      </w:pPr>
+      <w:r>
+        <w:rPr>
+          <w:rFonts w:ascii="Arial" w:cs="Arial" w:eastAsia="Arial" w:hAnsi="Arial"/>
+          <w:sz w:val="20"/>
+          <w:szCs w:val="20"/>
+        </w:rPr>
+        <w:t xml:space="preserve">Before Day 13, make sure:</w:t>
+      </w:r>
+    </w:p>
+    <w:p>
+      <w:pPr>
+        <w:spacing w:after="60"/>
+        <w:ind w:left="360"/>
+      </w:pPr>
+      <w:r>
+        <w:rPr>
+          <w:rFonts w:ascii="Arial" w:cs="Arial" w:eastAsia="Arial" w:hAnsi="Arial"/>
+          <w:sz w:val="20"/>
+          <w:szCs w:val="20"/>
+        </w:rPr>
+        <w:t xml:space="preserve">• </w:t>
+      </w:r>
+      <w:r>
+        <w:rPr>
+          <w:rFonts w:ascii="Arial" w:cs="Arial" w:eastAsia="Arial" w:hAnsi="Arial"/>
+          <w:sz w:val="20"/>
+          <w:szCs w:val="20"/>
+        </w:rPr>
+        <w:t xml:space="preserve">[ ] Every function has a docstring</w:t>
+      </w:r>
+    </w:p>
+    <w:p>
+      <w:pPr>
+        <w:spacing w:after="60"/>
+        <w:ind w:left="360"/>
+      </w:pPr>
+      <w:r>
+        <w:rPr>
+          <w:rFonts w:ascii="Arial" w:cs="Arial" w:eastAsia="Arial" w:hAnsi="Arial"/>
+          <w:sz w:val="20"/>
+          <w:szCs w:val="20"/>
+        </w:rPr>
+        <w:t xml:space="preserve">• </w:t>
+      </w:r>
+      <w:r>
+        <w:rPr>
+          <w:rFonts w:ascii="Arial" w:cs="Arial" w:eastAsia="Arial" w:hAnsi="Arial"/>
+          <w:sz w:val="20"/>
+          <w:szCs w:val="20"/>
+        </w:rPr>
+        <w:t xml:space="preserve">[ ] Variable names are clear (not single letters)</w:t>
+      </w:r>
+    </w:p>
+    <w:p>
+      <w:pPr>
+        <w:spacing w:after="60"/>
+        <w:ind w:left="360"/>
+      </w:pPr>
+      <w:r>
+        <w:rPr>
+          <w:rFonts w:ascii="Arial" w:cs="Arial" w:eastAsia="Arial" w:hAnsi="Arial"/>
+          <w:sz w:val="20"/>
+          <w:szCs w:val="20"/>
+        </w:rPr>
+        <w:t xml:space="preserve">• </w:t>
+      </w:r>
+      <w:r>
+        <w:rPr>
+          <w:rFonts w:ascii="Arial" w:cs="Arial" w:eastAsia="Arial" w:hAnsi="Arial"/>
+          <w:sz w:val="20"/>
+          <w:szCs w:val="20"/>
+        </w:rPr>
+        <w:t xml:space="preserve">[ ] No unused code or debug print statements</w:t>
+      </w:r>
+    </w:p>
+    <w:p>
+      <w:pPr>
+        <w:spacing w:after="60"/>
+        <w:ind w:left="360"/>
+      </w:pPr>
+      <w:r>
+        <w:rPr>
+          <w:rFonts w:ascii="Arial" w:cs="Arial" w:eastAsia="Arial" w:hAnsi="Arial"/>
+          <w:sz w:val="20"/>
+          <w:szCs w:val="20"/>
+        </w:rPr>
+        <w:t xml:space="preserve">• </w:t>
+      </w:r>
+      <w:r>
+        <w:rPr>
+          <w:rFonts w:ascii="Arial" w:cs="Arial" w:eastAsia="Arial" w:hAnsi="Arial"/>
+          <w:sz w:val="20"/>
+          <w:szCs w:val="20"/>
+        </w:rPr>
+        <w:t xml:space="preserve">[ ] Consistent indentation and spacing</w:t>
+      </w:r>
+    </w:p>
+    <w:p>
+      <w:pPr>
+        <w:spacing w:after="60"/>
+        <w:ind w:left="360"/>
+      </w:pPr>
+      <w:r>
+        <w:rPr>
+          <w:rFonts w:ascii="Arial" w:cs="Arial" w:eastAsia="Arial" w:hAnsi="Arial"/>
+          <w:sz w:val="20"/>
+          <w:szCs w:val="20"/>
+        </w:rPr>
+        <w:t xml:space="preserve">• </w:t>
+      </w:r>
+      <w:r>
+        <w:rPr>
+          <w:rFonts w:ascii="Arial" w:cs="Arial" w:eastAsia="Arial" w:hAnsi="Arial"/>
+          <w:sz w:val="20"/>
+          <w:szCs w:val="20"/>
+        </w:rPr>
+        <w:t xml:space="preserve">[ ] Comments explain "why" (the "what" should be obvious from code)</w:t>
+      </w:r>
+    </w:p>
+    <w:p>
+      <w:pPr>
+        <w:spacing w:after="60"/>
+        <w:ind w:left="360"/>
+      </w:pPr>
+      <w:r>
+        <w:rPr>
+          <w:rFonts w:ascii="Arial" w:cs="Arial" w:eastAsia="Arial" w:hAnsi="Arial"/>
+          <w:sz w:val="20"/>
+          <w:szCs w:val="20"/>
+        </w:rPr>
+        <w:t xml:space="preserve">• </w:t>
+      </w:r>
+      <w:r>
+        <w:rPr>
+          <w:rFonts w:ascii="Arial" w:cs="Arial" w:eastAsia="Arial" w:hAnsi="Arial"/>
+          <w:sz w:val="20"/>
+          <w:szCs w:val="20"/>
+        </w:rPr>
+        <w:t xml:space="preserve">[ ] File structure is logical and easy to navigate</w:t>
+      </w:r>
+    </w:p>
+    <w:p>
+      <w:pPr>
+        <w:spacing w:after="60"/>
+        <w:ind w:left="360"/>
+      </w:pPr>
+      <w:r>
+        <w:rPr>
+          <w:rFonts w:ascii="Arial" w:cs="Arial" w:eastAsia="Arial" w:hAnsi="Arial"/>
+          <w:sz w:val="20"/>
+          <w:szCs w:val="20"/>
+        </w:rPr>
+        <w:t xml:space="preserve">• </w:t>
+      </w:r>
+      <w:r>
+        <w:rPr>
+          <w:rFonts w:ascii="Arial" w:cs="Arial" w:eastAsia="Arial" w:hAnsi="Arial"/>
+          <w:sz w:val="20"/>
+          <w:szCs w:val="20"/>
+        </w:rPr>
+        <w:t xml:space="preserve">[ ] No credentials or sensitive data in code</w:t>
+      </w:r>
+    </w:p>
+    <w:p>
+      <w:pPr>
+        <w:spacing w:after="60"/>
+        <w:ind w:left="360"/>
+      </w:pPr>
+      <w:r>
+        <w:rPr>
+          <w:rFonts w:ascii="Arial" w:cs="Arial" w:eastAsia="Arial" w:hAnsi="Arial"/>
+          <w:sz w:val="20"/>
+          <w:szCs w:val="20"/>
+        </w:rPr>
+        <w:t xml:space="preserve">• </w:t>
+      </w:r>
+      <w:r>
+        <w:rPr>
+          <w:rFonts w:ascii="Arial" w:cs="Arial" w:eastAsia="Arial" w:hAnsi="Arial"/>
+          <w:sz w:val="20"/>
+          <w:szCs w:val="20"/>
+        </w:rPr>
+        <w:t xml:space="preserve">[ ] All features work without crashing</w:t>
+      </w:r>
+    </w:p>
+    <w:p>
+      <w:pPr>
+        <w:spacing w:after="60"/>
+      </w:pPr>
+      <w:r>
+        <w:rPr>
+          <w:rFonts w:ascii="Arial" w:cs="Arial" w:eastAsia="Arial" w:hAnsi="Arial"/>
+          <w:sz w:val="20"/>
+          <w:szCs w:val="20"/>
+        </w:rPr>
+        <w:t xml:space="preserve">Find and remove debug code:</w:t>
+      </w:r>
+    </w:p>
+    <w:p>
+      <w:pPr>
+        <w:spacing w:after="60"/>
+      </w:pPr>
+      <w:r>
+        <w:rPr>
+          <w:rFonts w:ascii="Arial" w:cs="Arial" w:eastAsia="Arial" w:hAnsi="Arial"/>
+          <w:sz w:val="20"/>
+          <w:szCs w:val="20"/>
+        </w:rPr>
+        <w:t xml:space="preserve">Add missing docstrings:</w:t>
+      </w:r>
+    </w:p>
+    <w:p>
+      <w:pPr>
+        <w:spacing w:after="60"/>
+      </w:pPr>
+      <w:r>
+        <w:rPr>
+          <w:rFonts w:ascii="Arial" w:cs="Arial" w:eastAsia="Arial" w:hAnsi="Arial"/>
+          <w:sz w:val="20"/>
+          <w:szCs w:val="20"/>
+        </w:rPr>
+        <w:t xml:space="preserve">Improve variable names:</w:t>
+      </w:r>
+    </w:p>
+    <w:p>
+      <w:pPr>
+        <w:spacing w:after="60"/>
+      </w:pPr>
+      <w:r>
+        <w:rPr>
+          <w:rFonts w:ascii="Arial" w:cs="Arial" w:eastAsia="Arial" w:hAnsi="Arial"/>
+          <w:sz w:val="20"/>
+          <w:szCs w:val="20"/>
+        </w:rPr>
+        <w:t xml:space="preserve">If you haven't created a README yet, start now:</w:t>
+      </w:r>
+    </w:p>
+    <w:p>
+      <w:pPr>
+        <w:spacing w:after="60"/>
+      </w:pPr>
+      <w:r>
+        <w:rPr>
+          <w:rFonts w:ascii="Arial" w:cs="Arial" w:eastAsia="Arial" w:hAnsi="Arial"/>
+          <w:sz w:val="20"/>
+          <w:szCs w:val="20"/>
+        </w:rPr>
+        <w:t xml:space="preserve">python main.py</w:t>
+      </w:r>
+    </w:p>
+    <w:p>
+      <w:pPr>
+        <w:spacing w:after="160"/>
       </w:pPr>
     </w:p>
     <w:p>
@@ -1478,6 +2619,108 @@
     <w:p>
       <w:pPr>
         <w:spacing w:after="120"/>
+      </w:pPr>
+    </w:p>
+    <w:p>
+      <w:pPr>
+        <w:pBdr>
+          <w:bottom w:val="single" w:color="1B7A4A" w:sz="4" w:space="4"/>
+        </w:pBdr>
+        <w:spacing w:after="100" w:before="120"/>
+      </w:pPr>
+      <w:r>
+        <w:rPr>
+          <w:rFonts w:ascii="Arial" w:cs="Arial" w:eastAsia="Arial" w:hAnsi="Arial"/>
+          <w:b/>
+          <w:bCs/>
+          <w:color w:val="1B7A4A"/>
+          <w:sz w:val="24"/>
+          <w:szCs w:val="24"/>
+        </w:rPr>
+        <w:t xml:space="preserve">Guided Practice</w:t>
+      </w:r>
+    </w:p>
+    <w:p>
+      <w:pPr>
+        <w:spacing w:after="60"/>
+      </w:pPr>
+      <w:r>
+        <w:rPr>
+          <w:rFonts w:ascii="Arial" w:cs="Arial" w:eastAsia="Arial" w:hAnsi="Arial"/>
+          <w:sz w:val="20"/>
+          <w:szCs w:val="20"/>
+        </w:rPr>
+        <w:t xml:space="preserve">- [ ] All Sprint 2 features complete and working</w:t>
+      </w:r>
+    </w:p>
+    <w:p>
+      <w:pPr>
+        <w:spacing w:after="60"/>
+      </w:pPr>
+      <w:r>
+        <w:rPr>
+          <w:rFonts w:ascii="Arial" w:cs="Arial" w:eastAsia="Arial" w:hAnsi="Arial"/>
+          <w:sz w:val="20"/>
+          <w:szCs w:val="20"/>
+        </w:rPr>
+        <w:t xml:space="preserve">- [ ] Code is clean and well-documented</w:t>
+      </w:r>
+    </w:p>
+    <w:p>
+      <w:pPr>
+        <w:spacing w:after="60"/>
+      </w:pPr>
+      <w:r>
+        <w:rPr>
+          <w:rFonts w:ascii="Arial" w:cs="Arial" w:eastAsia="Arial" w:hAnsi="Arial"/>
+          <w:sz w:val="20"/>
+          <w:szCs w:val="20"/>
+        </w:rPr>
+        <w:t xml:space="preserve">- [ ] Docstrings added to all functions</w:t>
+      </w:r>
+    </w:p>
+    <w:p>
+      <w:pPr>
+        <w:spacing w:after="60"/>
+      </w:pPr>
+      <w:r>
+        <w:rPr>
+          <w:rFonts w:ascii="Arial" w:cs="Arial" w:eastAsia="Arial" w:hAnsi="Arial"/>
+          <w:sz w:val="20"/>
+          <w:szCs w:val="20"/>
+        </w:rPr>
+        <w:t xml:space="preserve">- [ ] Debug code removed</w:t>
+      </w:r>
+    </w:p>
+    <w:p>
+      <w:pPr>
+        <w:spacing w:after="60"/>
+      </w:pPr>
+      <w:r>
+        <w:rPr>
+          <w:rFonts w:ascii="Arial" w:cs="Arial" w:eastAsia="Arial" w:hAnsi="Arial"/>
+          <w:sz w:val="20"/>
+          <w:szCs w:val="20"/>
+        </w:rPr>
+        <w:t xml:space="preserve">- [ ] README started or completed</w:t>
+      </w:r>
+    </w:p>
+    <w:p>
+      <w:pPr>
+        <w:spacing w:after="60"/>
+      </w:pPr>
+      <w:r>
+        <w:rPr>
+          <w:rFonts w:ascii="Arial" w:cs="Arial" w:eastAsia="Arial" w:hAnsi="Arial"/>
+          <w:sz w:val="20"/>
+          <w:szCs w:val="20"/>
+        </w:rPr>
+        <w:t xml:space="preserve">- [ ] Code saved/committed and ready for peer review</w:t>
+      </w:r>
+    </w:p>
+    <w:p>
+      <w:pPr>
+        <w:spacing w:after="160"/>
       </w:pPr>
     </w:p>
     <w:p>
